--- a/runs/W_10212026/Outline F2 10_21.docx
+++ b/runs/W_10212026/Outline F2 10_21.docx
@@ -305,7 +305,7 @@
               <w:rPr>
                 <w:sz w:val="19"/>
               </w:rPr>
-              <w:t>OmniWatch — after A beat 7 (Lon's bottom line)</w:t>
+              <w:t>OmniWatch — after A beat 7 (Lon's questions and Jeff's recap)</w:t>
             </w:r>
           </w:p>
         </w:tc>
@@ -616,7 +616,7 @@
         <w:t>Open package:</w:t>
       </w:r>
       <w:r>
-        <w:t xml:space="preserve"> A beat 3, She Prepares on Walmart and LG TVs.</w:t>
+        <w:t xml:space="preserve"> A beat 2, She Prepares on Walmart and LG TVs.</w:t>
       </w:r>
     </w:p>
     <w:p>
@@ -698,7 +698,7 @@
         <w:spacing w:after="40"/>
       </w:pPr>
       <w:r>
-        <w:t>A cut from 4 clips to 3 at Checkpoint 2 (producer, 10/13): no TV owner on camera, so the old A3 is gone and A is renumbered.</w:t>
+        <w:t>A cut from 4 clips to 3 at Checkpoint 2 (producer, 10/13): no TV owner on camera, so the old A3 is gone and A is renumbered (again 10/14, when Lon moved after the clips).</w:t>
       </w:r>
     </w:p>
     <w:p>
@@ -707,7 +707,7 @@
         <w:spacing w:after="40"/>
       </w:pPr>
       <w:r>
-        <w:t>A5 · LEGAL: the Gamers Nexus cut carries the claim and not LG's denial. Jeff reads LG's statement right after it ("The claims made in the recently published video are not true").</w:t>
+        <w:t>A4 · LEGAL: the Gamers Nexus cut carries the claim and not LG's denial. Jeff reads LG's statement right after it ("The claims made in the recently published video are not true").</w:t>
       </w:r>
     </w:p>
     <w:p>
@@ -716,7 +716,16 @@
         <w:spacing w:after="40"/>
       </w:pPr>
       <w:r>
-        <w:t>A is thin on people: A3 to A5 are a creator, a state and a researcher. Lon is the human in A.</w:t>
+        <w:t>A is thin on people: A2 to A4 are a creator, a state and a researcher. Lon is the human in A.</w:t>
+      </w:r>
+    </w:p>
+    <w:p>
+      <w:pPr>
+        <w:pStyle w:val="ListBullet"/>
+        <w:spacing w:after="40"/>
+      </w:pPr>
+      <w:r>
+        <w:t>Lon comes in after all three A clips (producer, 10/14), with a full expert block: mechanics, his read of the Texas deal (he argued on Lon.TV that it let LG off the hook), the listening claim, the settings, and four numbered questions.</w:t>
       </w:r>
     </w:p>
     <w:p>
@@ -1004,7 +1013,7 @@
               <w:rPr>
                 <w:sz w:val="19"/>
               </w:rPr>
-              <w:t>Every show you watch, even a DVD or a cable box, your smart TV checks what's on the screen.</w:t>
+              <w:t>Every show you watch, even a DVD or a cable box, your smart TV checks what's on the screen and matches it (ACR).</w:t>
             </w:r>
           </w:p>
         </w:tc>
@@ -1039,88 +1048,6 @@
                 <w:sz w:val="19"/>
               </w:rPr>
               <w:t>2</w:t>
-            </w:r>
-          </w:p>
-        </w:tc>
-        <w:tc>
-          <w:tcPr>
-            <w:tcW w:type="dxa" w:w="1656"/>
-          </w:tcPr>
-          <w:p>
-            <w:pPr>
-              <w:spacing w:after="40"/>
-            </w:pPr>
-            <w:r>
-              <w:rPr>
-                <w:sz w:val="19"/>
-              </w:rPr>
-              <w:t>It's watching</w:t>
-            </w:r>
-          </w:p>
-        </w:tc>
-        <w:tc>
-          <w:tcPr>
-            <w:tcW w:type="dxa" w:w="2160"/>
-          </w:tcPr>
-          <w:p>
-            <w:pPr>
-              <w:spacing w:after="40"/>
-            </w:pPr>
-            <w:r>
-              <w:rPr>
-                <w:sz w:val="19"/>
-              </w:rPr>
-              <w:t>Lon Seidman, tech reviewer, Lon.TV</w:t>
-            </w:r>
-          </w:p>
-        </w:tc>
-        <w:tc>
-          <w:tcPr>
-            <w:tcW w:type="dxa" w:w="4104"/>
-          </w:tcPr>
-          <w:p>
-            <w:pPr>
-              <w:spacing w:after="40"/>
-            </w:pPr>
-            <w:r>
-              <w:rPr>
-                <w:sz w:val="19"/>
-              </w:rPr>
-              <w:t>The feature is called ACR: snapshots of the screen matched to a database, on by default; one 2024 study clocked LG about every 15 seconds.</w:t>
-            </w:r>
-          </w:p>
-        </w:tc>
-        <w:tc>
-          <w:tcPr>
-            <w:tcW w:type="dxa" w:w="1584"/>
-          </w:tcPr>
-          <w:p>
-            <w:pPr>
-              <w:spacing w:after="40"/>
-            </w:pPr>
-            <w:r>
-              <w:rPr>
-                <w:sz w:val="19"/>
-              </w:rPr>
-              <w:t>GUEST</w:t>
-            </w:r>
-          </w:p>
-        </w:tc>
-      </w:tr>
-      <w:tr>
-        <w:tc>
-          <w:tcPr>
-            <w:tcW w:type="dxa" w:w="432"/>
-          </w:tcPr>
-          <w:p>
-            <w:pPr>
-              <w:spacing w:after="40"/>
-            </w:pPr>
-            <w:r>
-              <w:rPr>
-                <w:sz w:val="19"/>
-              </w:rPr>
-              <w:t>3</w:t>
             </w:r>
           </w:p>
         </w:tc>
@@ -1202,7 +1129,7 @@
               <w:rPr>
                 <w:sz w:val="19"/>
               </w:rPr>
-              <w:t>4</w:t>
+              <w:t>3</w:t>
             </w:r>
           </w:p>
         </w:tc>
@@ -1284,7 +1211,7 @@
               <w:rPr>
                 <w:sz w:val="19"/>
               </w:rPr>
-              <w:t>5</w:t>
+              <w:t>4</w:t>
             </w:r>
           </w:p>
         </w:tc>
@@ -1366,6 +1293,88 @@
               <w:rPr>
                 <w:sz w:val="19"/>
               </w:rPr>
+              <w:t>5</w:t>
+            </w:r>
+          </w:p>
+        </w:tc>
+        <w:tc>
+          <w:tcPr>
+            <w:tcW w:type="dxa" w:w="1656"/>
+          </w:tcPr>
+          <w:p>
+            <w:pPr>
+              <w:spacing w:after="40"/>
+            </w:pPr>
+            <w:r>
+              <w:rPr>
+                <w:sz w:val="19"/>
+              </w:rPr>
+              <w:t>How worried should you be</w:t>
+            </w:r>
+          </w:p>
+        </w:tc>
+        <w:tc>
+          <w:tcPr>
+            <w:tcW w:type="dxa" w:w="2160"/>
+          </w:tcPr>
+          <w:p>
+            <w:pPr>
+              <w:spacing w:after="40"/>
+            </w:pPr>
+            <w:r>
+              <w:rPr>
+                <w:sz w:val="19"/>
+              </w:rPr>
+              <w:t>Lon Seidman, tech reviewer, Lon.TV</w:t>
+            </w:r>
+          </w:p>
+        </w:tc>
+        <w:tc>
+          <w:tcPr>
+            <w:tcW w:type="dxa" w:w="4104"/>
+          </w:tcPr>
+          <w:p>
+            <w:pPr>
+              <w:spacing w:after="40"/>
+            </w:pPr>
+            <w:r>
+              <w:rPr>
+                <w:sz w:val="19"/>
+              </w:rPr>
+              <w:t>After all three clips: what ACR does, his own read of the Texas deal, and the listening claim.</w:t>
+            </w:r>
+          </w:p>
+        </w:tc>
+        <w:tc>
+          <w:tcPr>
+            <w:tcW w:type="dxa" w:w="1584"/>
+          </w:tcPr>
+          <w:p>
+            <w:pPr>
+              <w:spacing w:after="40"/>
+            </w:pPr>
+            <w:r>
+              <w:rPr>
+                <w:sz w:val="19"/>
+              </w:rPr>
+              <w:t>GUEST</w:t>
+            </w:r>
+          </w:p>
+        </w:tc>
+      </w:tr>
+      <w:tr>
+        <w:tc>
+          <w:tcPr>
+            <w:tcW w:type="dxa" w:w="432"/>
+          </w:tcPr>
+          <w:p>
+            <w:pPr>
+              <w:spacing w:after="40"/>
+            </w:pPr>
+            <w:r>
+              <w:rPr>
+                <w:sz w:val="19"/>
+              </w:rPr>
               <w:t>6</w:t>
             </w:r>
           </w:p>
@@ -1414,7 +1423,7 @@
               <w:rPr>
                 <w:sz w:val="19"/>
               </w:rPr>
-              <w:t>Where the setting usually lives on Samsung, LG, Vizio, Roku and Sony, over a graphic, and what to do when your TV has none.</w:t>
+              <w:t>Where the setting usually lives on each brand, over a graphic; what to do with no setting; what stops working.</w:t>
             </w:r>
           </w:p>
         </w:tc>
@@ -1464,7 +1473,7 @@
               <w:rPr>
                 <w:sz w:val="19"/>
               </w:rPr>
-              <w:t>Lon's bottom line</w:t>
+              <w:t>Lon's questions</w:t>
             </w:r>
           </w:p>
         </w:tc>
@@ -1496,7 +1505,7 @@
               <w:rPr>
                 <w:sz w:val="19"/>
               </w:rPr>
-              <w:t>The TV keeps working with it off, ads just get less targeted, plus the microphone setting worth checking.</w:t>
+              <w:t>Four numbered questions: streaming sticks, buying a new TV, other smart devices, one thing tonight.</w:t>
             </w:r>
           </w:p>
         </w:tc>
@@ -1631,7 +1640,7 @@
               <w:rPr>
                 <w:sz w:val="19"/>
               </w:rPr>
-              <w:t>3</w:t>
+              <w:t>2</w:t>
             </w:r>
           </w:p>
         </w:tc>
@@ -1716,7 +1725,7 @@
               <w:rPr>
                 <w:sz w:val="19"/>
               </w:rPr>
-              <w:t>4</w:t>
+              <w:t>3</w:t>
             </w:r>
           </w:p>
         </w:tc>
@@ -1801,7 +1810,7 @@
               <w:rPr>
                 <w:sz w:val="19"/>
               </w:rPr>
-              <w:t>5</w:t>
+              <w:t>4</w:t>
             </w:r>
           </w:p>
         </w:tc>
@@ -1893,7 +1902,7 @@
         <w:spacing w:after="40"/>
       </w:pPr>
       <w:r>
-        <w:t>After She Prepares (beat 3): if your TV asked you to "agree" to anything at setup, assume the tracking is on.</w:t>
+        <w:t>After She Prepares (beat 2): if your TV asked you to "agree" to anything at setup, assume the tracking is on.</w:t>
       </w:r>
     </w:p>
     <w:p>
@@ -1902,7 +1911,7 @@
         <w:spacing w:after="40"/>
       </w:pPr>
       <w:r>
-        <w:t>After Texas (beat 4): you're not in Texas, so nobody is going to ask you. Check it yourself.</w:t>
+        <w:t>After Texas (beat 3): you're not in Texas, so nobody is going to ask you. Check it yourself.</w:t>
       </w:r>
     </w:p>
     <w:p>
@@ -1911,7 +1920,7 @@
         <w:spacing w:after="40"/>
       </w:pPr>
       <w:r>
-        <w:t>After Gamers Nexus (beat 5): don't wait for the listening claim to be settled; turn off what's proven.</w:t>
+        <w:t>After Gamers Nexus (beat 4): don't wait for the listening claim to be settled; turn off what's proven.</w:t>
       </w:r>
     </w:p>
     <w:p>
@@ -1992,7 +2001,7 @@
         <w:spacing w:after="40"/>
       </w:pPr>
       <w:r>
-        <w:t>Do-nothing test: do nothing and the tracking stays on. Opting out did stop data going to the tracking servers in one study's tests (cited by She Prepares, 6:27). ⚠️ Check whether a software update or factory reset turns it back on.</w:t>
+        <w:t>Do-nothing test: do nothing and the tracking stays on. Turn off the viewing setting, not the whole user agreement: on Lon's LG, declining the agreement locked him out of apps (Lon.TV, zrstLgcrx8c, 3:26). Opting out did stop data going to the tracking servers in one study's tests (cited by She Prepares, 6:27). ⚠️ Check whether a software update or factory reset turns it back on.</w:t>
       </w:r>
     </w:p>
     <w:p>
@@ -2022,7 +2031,7 @@
         <w:spacing w:after="40"/>
       </w:pPr>
       <w:r>
-        <w:t>⚠️ Beat 4: the Texas suits are Dec 2025 and Samsung's deal Feb 2026, more than six months before airdate. Date them on air ("last December," "in February").</w:t>
+        <w:t>⚠️ Beat 3: the Texas suits are Dec 2025 and Samsung's deal Feb 2026, more than six months before airdate. Date them on air ("last December," "in February").</w:t>
       </w:r>
     </w:p>
     <w:p>
@@ -2031,7 +2040,7 @@
         <w:spacing w:after="40"/>
       </w:pPr>
       <w:r>
-        <w:t>⚠️ Beat 2: the IMC study is 2024. Date it on air.</w:t>
+        <w:t>⚠️ Beat 5: the IMC study is 2024. Date it on air.</w:t>
       </w:r>
     </w:p>
     <w:p>
@@ -2040,7 +2049,7 @@
         <w:spacing w:after="40"/>
       </w:pPr>
       <w:r>
-        <w:t>⚠️ Beats 3 and 5 are creator videos and need clearance.</w:t>
+        <w:t>⚠️ Beats 2 and 4 are creator videos and need clearance.</w:t>
       </w:r>
     </w:p>
     <w:p>
@@ -2061,7 +2070,7 @@
         <w:spacing w:after="40"/>
       </w:pPr>
       <w:r>
-        <w:t>Beat 5: LG says the claims "are not true," and nothing independent has confirmed them. Never say "LG is listening"; say "the investigation found" or "alleges." In Gamers Nexus's demo, the recording was retrieved "by someone with remote access" through vulnerabilities; it does not show LG collecting audio.</w:t>
+        <w:t>Beat 4: LG says the claims "are not true," and nothing independent has confirmed them. Never say "LG is listening"; say "the investigation found" or "alleges." In Gamers Nexus's demo, the recording was retrieved "by someone with remote access" through vulnerabilities; it does not show LG collecting audio.</w:t>
       </w:r>
     </w:p>
     <w:p>
@@ -2070,7 +2079,7 @@
         <w:spacing w:after="40"/>
       </w:pPr>
       <w:r>
-        <w:t>Beat 5: LG told She Prepares' source that in standby the TV only listens for a wake word if far-field voice is turned on, and that audio is deleted and never sent (She Prepares, 4:31).</w:t>
+        <w:t>Beat 4: LG told She Prepares' source that in standby the TV only listens for a wake word if far-field voice is turned on, and that audio is deleted and never sent (She Prepares, 4:31).</w:t>
       </w:r>
     </w:p>
     <w:p>
@@ -2079,7 +2088,7 @@
         <w:spacing w:after="40"/>
       </w:pPr>
       <w:r>
-        <w:t>Beat 4: the Texas deals cover Texans only. The KVUE window includes a line about transfers to the Chinese Communist Party (0:36–0:42).</w:t>
+        <w:t>Beat 3: the Texas deals cover Texans only. The KVUE window includes a line about transfers to the Chinese Communist Party (0:36–0:42).</w:t>
       </w:r>
     </w:p>
     <w:p>
@@ -2088,7 +2097,7 @@
         <w:spacing w:after="40"/>
       </w:pPr>
       <w:r>
-        <w:t>Beat 3: Vizio says some "activity data" is still collected even with viewing data off, unless you turn it off at setup or reset the TV (She Prepares, 9:29).</w:t>
+        <w:t>Beat 2: Vizio says some "activity data" is still collected even with viewing data off, unless you turn it off at setup or reset the TV (She Prepares, 9:29).</w:t>
       </w:r>
     </w:p>
     <w:p>
@@ -2097,7 +2106,7 @@
         <w:spacing w:after="40"/>
       </w:pPr>
       <w:r>
-        <w:t>Beat 2: the every-15-seconds figure is one 2024 study of LG sets, not every brand.</w:t>
+        <w:t>Beat 5: the every-15-seconds figure is one 2024 study of LG sets, not every brand.</w:t>
       </w:r>
     </w:p>
     <w:p>

--- a/runs/W_10212026/Outline F2 10_21.docx
+++ b/runs/W_10212026/Outline F2 10_21.docx
@@ -716,16 +716,7 @@
         <w:spacing w:after="40"/>
       </w:pPr>
       <w:r>
-        <w:t>A is thin on people: A2 to A4 are a creator, a state and a researcher. Lon is the human in A.</w:t>
-      </w:r>
-    </w:p>
-    <w:p>
-      <w:pPr>
-        <w:pStyle w:val="ListBullet"/>
-        <w:spacing w:after="40"/>
-      </w:pPr>
-      <w:r>
-        <w:t>Lon comes in after all three A clips (producer, 10/14), with a full expert block: mechanics, his read of the Texas deal (he argued on Lon.TV that it let LG off the hook), the listening claim, the settings, and four numbered questions.</w:t>
+        <w:t>A is thin on people: A2 to A4 are a creator, a state and a researcher. Lon is the human in A. Lon comes in after all three A clips (producer, 10/14), with a full expert block: mechanics, his read of the Texas deal (he argued on Lon.TV that it let LG off the hook), the listening claim, the settings, and four numbered questions.</w:t>
       </w:r>
     </w:p>
     <w:p>
@@ -1013,7 +1004,7 @@
               <w:rPr>
                 <w:sz w:val="19"/>
               </w:rPr>
-              <w:t>Every show you watch, even a DVD or a cable box, your smart TV checks what's on the screen and matches it (ACR).</w:t>
+              <w:t>Every show you watch, even a DVD or a cable box, your smart TV checks what's on the screen.</w:t>
             </w:r>
           </w:p>
         </w:tc>
